--- a/nanibabu_resume_4_years_experience.docx
+++ b/nanibabu_resume_4_years_experience.docx
@@ -476,7 +476,6 @@
                       <w:color w:val="FFFFFF" w:themeColor="background1"/>
                       <w:sz w:val="20"/>
                       <w:szCs w:val="18"/>
-                      <w:lang w:val="en-IN"/>
                     </w:rPr>
                   </w:pPr>
                   <w:r>
@@ -539,7 +538,46 @@
                       <w:sz w:val="20"/>
                       <w:szCs w:val="18"/>
                     </w:rPr>
+                    <w:t>-</w:t>
+                  </w:r>
+                  <w:r>
+                    <w:rPr>
+                      <w:rFonts w:asciiTheme="majorHAnsi" w:hAnsiTheme="majorHAnsi" w:cstheme="minorHAnsi"/>
+                      <w:b/>
+                      <w:bCs/>
+                      <w:iCs/>
+                      <w:color w:val="FFFFFF" w:themeColor="background1"/>
+                      <w:sz w:val="20"/>
+                      <w:szCs w:val="18"/>
+                    </w:rPr>
                     <w:t>90089</w:t>
+                  </w:r>
+                </w:p>
+                <w:p>
+                  <w:pPr>
+                    <w:spacing w:line="276" w:lineRule="auto"/>
+                    <w:rPr>
+                      <w:rFonts w:asciiTheme="majorHAnsi" w:hAnsiTheme="majorHAnsi" w:cstheme="minorHAnsi"/>
+                      <w:b/>
+                      <w:bCs/>
+                      <w:iCs/>
+                      <w:color w:val="FFFFFF" w:themeColor="background1"/>
+                      <w:sz w:val="20"/>
+                      <w:szCs w:val="18"/>
+                      <w:lang w:val="en-IN"/>
+                    </w:rPr>
+                  </w:pPr>
+                  <w:r>
+                    <w:rPr>
+                      <w:rFonts w:asciiTheme="majorHAnsi" w:hAnsiTheme="majorHAnsi" w:cstheme="minorHAnsi"/>
+                      <w:b/>
+                      <w:bCs/>
+                      <w:iCs/>
+                      <w:color w:val="FFFFFF" w:themeColor="background1"/>
+                      <w:sz w:val="20"/>
+                      <w:szCs w:val="18"/>
+                    </w:rPr>
+                    <w:t>+91-96765-41438 (alternative)</w:t>
                   </w:r>
                 </w:p>
               </w:tc>
@@ -1066,7 +1104,7 @@
           </w:tcPr>
           <w:p>
             <w:pPr>
-              <w:spacing w:line="276" w:lineRule="auto"/>
+              <w:spacing w:line="360" w:lineRule="auto"/>
             </w:pPr>
             <w:r>
               <w:rPr>
@@ -1252,7 +1290,7 @@
           </w:p>
           <w:p>
             <w:pPr>
-              <w:spacing w:before="120" w:line="480" w:lineRule="auto"/>
+              <w:spacing w:before="120" w:line="360" w:lineRule="auto"/>
               <w:jc w:val="both"/>
               <w:rPr>
                 <w:rFonts w:asciiTheme="majorHAnsi" w:hAnsiTheme="majorHAnsi"/>
@@ -1273,7 +1311,7 @@
           </w:p>
           <w:p>
             <w:pPr>
-              <w:spacing w:before="120" w:line="276" w:lineRule="auto"/>
+              <w:spacing w:before="120" w:line="360" w:lineRule="auto"/>
               <w:jc w:val="both"/>
               <w:rPr>
                 <w:rFonts w:asciiTheme="majorHAnsi" w:hAnsiTheme="majorHAnsi" w:cstheme="minorHAnsi"/>
@@ -1285,7 +1323,7 @@
           </w:p>
           <w:p>
             <w:pPr>
-              <w:spacing w:before="120" w:line="276" w:lineRule="auto"/>
+              <w:spacing w:before="120" w:line="360" w:lineRule="auto"/>
               <w:jc w:val="both"/>
               <w:rPr>
                 <w:rFonts w:asciiTheme="majorHAnsi" w:hAnsiTheme="majorHAnsi" w:cstheme="minorHAnsi"/>
@@ -1302,7 +1340,7 @@
                 <w:tab w:val="left" w:pos="3550"/>
                 <w:tab w:val="left" w:pos="3640"/>
               </w:tabs>
-              <w:spacing w:line="276" w:lineRule="auto"/>
+              <w:spacing w:line="360" w:lineRule="auto"/>
               <w:rPr>
                 <w:rFonts w:asciiTheme="majorHAnsi" w:hAnsiTheme="majorHAnsi" w:cs="Arial"/>
               </w:rPr>
@@ -1638,9 +1676,8 @@
                 <w:sz w:val="18"/>
                 <w:szCs w:val="18"/>
               </w:rPr>
-              <w:t xml:space="preserve">Intermediate (MPC) from </w:t>
-            </w:r>
-            <w:proofErr w:type="spellStart"/>
+              <w:t>Intermediate (MPC) from Sir.</w:t>
+            </w:r>
             <w:r>
               <w:rPr>
                 <w:rFonts w:asciiTheme="majorHAnsi" w:hAnsiTheme="majorHAnsi"/>
@@ -1648,9 +1685,8 @@
                 <w:sz w:val="18"/>
                 <w:szCs w:val="18"/>
               </w:rPr>
-              <w:t>Sir.C.R.R</w:t>
-            </w:r>
-            <w:proofErr w:type="spellEnd"/>
+              <w:t xml:space="preserve"> </w:t>
+            </w:r>
             <w:r>
               <w:rPr>
                 <w:rFonts w:asciiTheme="majorHAnsi" w:hAnsiTheme="majorHAnsi"/>
@@ -1658,7 +1694,25 @@
                 <w:sz w:val="18"/>
                 <w:szCs w:val="18"/>
               </w:rPr>
-              <w:t xml:space="preserve">. Autonomous </w:t>
+              <w:t>C</w:t>
+            </w:r>
+            <w:r>
+              <w:rPr>
+                <w:rFonts w:asciiTheme="majorHAnsi" w:hAnsiTheme="majorHAnsi"/>
+                <w:color w:val="000000" w:themeColor="text1"/>
+                <w:sz w:val="18"/>
+                <w:szCs w:val="18"/>
+              </w:rPr>
+              <w:t>.</w:t>
+            </w:r>
+            <w:r>
+              <w:rPr>
+                <w:rFonts w:asciiTheme="majorHAnsi" w:hAnsiTheme="majorHAnsi"/>
+                <w:color w:val="000000" w:themeColor="text1"/>
+                <w:sz w:val="18"/>
+                <w:szCs w:val="18"/>
+              </w:rPr>
+              <w:t xml:space="preserve">R.R. Autonomous </w:t>
             </w:r>
             <w:r>
               <w:rPr>
@@ -1733,27 +1787,6 @@
               </w:rPr>
               <w:t>Little Buds Convent, Eluru, Andhra Pradesh.</w:t>
             </w:r>
-          </w:p>
-          <w:p>
-            <w:pPr>
-              <w:pStyle w:val="ListParagraph"/>
-              <w:tabs>
-                <w:tab w:val="left" w:pos="3640"/>
-                <w:tab w:val="left" w:pos="7920"/>
-              </w:tabs>
-              <w:spacing w:line="276" w:lineRule="auto"/>
-              <w:ind w:left="450"/>
-              <w:jc w:val="both"/>
-              <w:rPr>
-                <w:rFonts w:asciiTheme="majorHAnsi" w:hAnsiTheme="majorHAnsi" w:cstheme="minorHAnsi"/>
-                <w:b/>
-                <w:bCs/>
-                <w:iCs/>
-                <w:color w:val="000000" w:themeColor="text1"/>
-                <w:sz w:val="18"/>
-                <w:szCs w:val="18"/>
-              </w:rPr>
-            </w:pPr>
           </w:p>
           <w:p>
             <w:pPr>
@@ -1958,7 +1991,7 @@
                 <w:ilvl w:val="0"/>
                 <w:numId w:val="70"/>
               </w:numPr>
-              <w:spacing w:line="480" w:lineRule="auto"/>
+              <w:spacing w:line="360" w:lineRule="auto"/>
               <w:rPr>
                 <w:rFonts w:asciiTheme="majorHAnsi" w:hAnsiTheme="majorHAnsi"/>
                 <w:sz w:val="18"/>
@@ -1981,7 +2014,7 @@
                 <w:ilvl w:val="0"/>
                 <w:numId w:val="70"/>
               </w:numPr>
-              <w:spacing w:line="480" w:lineRule="auto"/>
+              <w:spacing w:line="360" w:lineRule="auto"/>
               <w:rPr>
                 <w:rFonts w:asciiTheme="majorHAnsi" w:hAnsiTheme="majorHAnsi"/>
                 <w:sz w:val="18"/>
@@ -2004,7 +2037,7 @@
                 <w:ilvl w:val="0"/>
                 <w:numId w:val="70"/>
               </w:numPr>
-              <w:spacing w:line="480" w:lineRule="auto"/>
+              <w:spacing w:line="360" w:lineRule="auto"/>
               <w:rPr>
                 <w:rFonts w:asciiTheme="majorHAnsi" w:hAnsiTheme="majorHAnsi"/>
                 <w:sz w:val="18"/>
@@ -2027,7 +2060,7 @@
                 <w:ilvl w:val="0"/>
                 <w:numId w:val="70"/>
               </w:numPr>
-              <w:spacing w:line="480" w:lineRule="auto"/>
+              <w:spacing w:line="360" w:lineRule="auto"/>
               <w:rPr>
                 <w:rFonts w:asciiTheme="majorHAnsi" w:hAnsiTheme="majorHAnsi"/>
                 <w:sz w:val="18"/>
@@ -2050,7 +2083,7 @@
                 <w:ilvl w:val="0"/>
                 <w:numId w:val="70"/>
               </w:numPr>
-              <w:spacing w:line="480" w:lineRule="auto"/>
+              <w:spacing w:line="360" w:lineRule="auto"/>
               <w:rPr>
                 <w:rFonts w:asciiTheme="majorHAnsi" w:hAnsiTheme="majorHAnsi"/>
                 <w:sz w:val="18"/>
@@ -2073,7 +2106,7 @@
                 <w:ilvl w:val="0"/>
                 <w:numId w:val="70"/>
               </w:numPr>
-              <w:spacing w:line="480" w:lineRule="auto"/>
+              <w:spacing w:line="360" w:lineRule="auto"/>
               <w:rPr>
                 <w:rFonts w:asciiTheme="majorHAnsi" w:hAnsiTheme="majorHAnsi"/>
                 <w:sz w:val="18"/>
@@ -2096,7 +2129,7 @@
                 <w:ilvl w:val="0"/>
                 <w:numId w:val="70"/>
               </w:numPr>
-              <w:spacing w:line="480" w:lineRule="auto"/>
+              <w:spacing w:line="360" w:lineRule="auto"/>
               <w:rPr>
                 <w:rFonts w:asciiTheme="majorHAnsi" w:hAnsiTheme="majorHAnsi"/>
                 <w:sz w:val="18"/>
@@ -2119,7 +2152,7 @@
                 <w:ilvl w:val="0"/>
                 <w:numId w:val="70"/>
               </w:numPr>
-              <w:spacing w:line="480" w:lineRule="auto"/>
+              <w:spacing w:line="360" w:lineRule="auto"/>
               <w:rPr>
                 <w:rFonts w:asciiTheme="majorHAnsi" w:hAnsiTheme="majorHAnsi"/>
                 <w:sz w:val="18"/>
@@ -2132,7 +2165,6 @@
                 <w:sz w:val="18"/>
                 <w:szCs w:val="18"/>
               </w:rPr>
-              <w:lastRenderedPageBreak/>
               <w:t xml:space="preserve">Continuous Improvement &amp; Agile Methodology   </w:t>
             </w:r>
           </w:p>
@@ -2143,7 +2175,7 @@
                 <w:ilvl w:val="0"/>
                 <w:numId w:val="70"/>
               </w:numPr>
-              <w:spacing w:line="480" w:lineRule="auto"/>
+              <w:spacing w:line="360" w:lineRule="auto"/>
               <w:rPr>
                 <w:rFonts w:asciiTheme="majorHAnsi" w:hAnsiTheme="majorHAnsi"/>
                 <w:sz w:val="18"/>
@@ -2166,7 +2198,7 @@
                 <w:ilvl w:val="0"/>
                 <w:numId w:val="70"/>
               </w:numPr>
-              <w:spacing w:line="480" w:lineRule="auto"/>
+              <w:spacing w:line="360" w:lineRule="auto"/>
               <w:rPr>
                 <w:rFonts w:asciiTheme="majorHAnsi" w:hAnsiTheme="majorHAnsi"/>
                 <w:sz w:val="18"/>
@@ -2184,7 +2216,7 @@
           </w:p>
           <w:p>
             <w:pPr>
-              <w:spacing w:line="276" w:lineRule="auto"/>
+              <w:spacing w:line="360" w:lineRule="auto"/>
               <w:rPr>
                 <w:rFonts w:asciiTheme="majorHAnsi" w:hAnsiTheme="majorHAnsi"/>
                 <w:sz w:val="18"/>
@@ -2194,7 +2226,7 @@
           </w:p>
           <w:p>
             <w:pPr>
-              <w:spacing w:line="276" w:lineRule="auto"/>
+              <w:spacing w:line="360" w:lineRule="auto"/>
               <w:rPr>
                 <w:rFonts w:asciiTheme="majorHAnsi" w:hAnsiTheme="majorHAnsi"/>
                 <w:sz w:val="18"/>
@@ -2204,7 +2236,7 @@
           </w:p>
           <w:p>
             <w:pPr>
-              <w:spacing w:line="276" w:lineRule="auto"/>
+              <w:spacing w:line="360" w:lineRule="auto"/>
               <w:jc w:val="both"/>
               <w:rPr>
                 <w:rFonts w:asciiTheme="majorHAnsi" w:hAnsiTheme="majorHAnsi" w:cs="Arial"/>
@@ -2659,7 +2691,34 @@
                 <w:szCs w:val="18"/>
                 <w:lang w:val="en-GB"/>
               </w:rPr>
-              <w:t xml:space="preserve">Spring Boot, Spring Data JPA, Hibernate  </w:t>
+              <w:t xml:space="preserve">Spring Boot, Spring Data JPA, </w:t>
+            </w:r>
+            <w:r>
+              <w:rPr>
+                <w:rFonts w:asciiTheme="majorHAnsi" w:hAnsiTheme="majorHAnsi"/>
+                <w:sz w:val="18"/>
+                <w:szCs w:val="18"/>
+                <w:lang w:val="en-GB"/>
+              </w:rPr>
+              <w:t>Hibernate,</w:t>
+            </w:r>
+            <w:r>
+              <w:rPr>
+                <w:rFonts w:asciiTheme="majorHAnsi" w:hAnsiTheme="majorHAnsi"/>
+                <w:sz w:val="18"/>
+                <w:szCs w:val="18"/>
+                <w:lang w:val="en-GB"/>
+              </w:rPr>
+              <w:t xml:space="preserve"> Spring Security</w:t>
+            </w:r>
+            <w:r>
+              <w:rPr>
+                <w:rFonts w:asciiTheme="majorHAnsi" w:hAnsiTheme="majorHAnsi"/>
+                <w:sz w:val="18"/>
+                <w:szCs w:val="18"/>
+                <w:lang w:val="en-GB"/>
+              </w:rPr>
+              <w:t xml:space="preserve"> </w:t>
             </w:r>
           </w:p>
           <w:p>
@@ -3026,9 +3085,17 @@
                 <w:rFonts w:asciiTheme="majorHAnsi" w:hAnsiTheme="majorHAnsi"/>
                 <w:sz w:val="18"/>
                 <w:szCs w:val="18"/>
+              </w:rPr>
+            </w:pPr>
+            <w:r>
+              <w:rPr>
+                <w:rFonts w:asciiTheme="majorHAnsi" w:hAnsiTheme="majorHAnsi"/>
+                <w:sz w:val="18"/>
+                <w:szCs w:val="18"/>
                 <w:lang w:val="en-GB"/>
               </w:rPr>
-            </w:pPr>
+              <w:t xml:space="preserve">RESTful Services, Microservices </w:t>
+            </w:r>
             <w:r>
               <w:rPr>
                 <w:rFonts w:asciiTheme="majorHAnsi" w:hAnsiTheme="majorHAnsi"/>
@@ -3036,7 +3103,115 @@
                 <w:szCs w:val="18"/>
                 <w:lang w:val="en-GB"/>
               </w:rPr>
-              <w:t xml:space="preserve">RESTful Services, Microservices Architecture  </w:t>
+              <w:t>Architecture,</w:t>
+            </w:r>
+            <w:r>
+              <w:rPr>
+                <w:rFonts w:asciiTheme="majorHAnsi" w:hAnsiTheme="majorHAnsi"/>
+                <w:sz w:val="18"/>
+                <w:szCs w:val="18"/>
+                <w:lang w:val="en-GB"/>
+              </w:rPr>
+              <w:t xml:space="preserve"> Kafka</w:t>
+            </w:r>
+            <w:r>
+              <w:rPr>
+                <w:rFonts w:asciiTheme="majorHAnsi" w:hAnsiTheme="majorHAnsi"/>
+                <w:sz w:val="18"/>
+                <w:szCs w:val="18"/>
+                <w:lang w:val="en-GB"/>
+              </w:rPr>
+              <w:t>,</w:t>
+            </w:r>
+            <w:r>
+              <w:rPr>
+                <w:rFonts w:ascii="Times New Roman" w:eastAsia="Times New Roman" w:hAnsi="Times New Roman" w:cs="Times New Roman"/>
+                <w:sz w:val="24"/>
+                <w:szCs w:val="24"/>
+              </w:rPr>
+              <w:t xml:space="preserve"> </w:t>
+            </w:r>
+            <w:r>
+              <w:rPr>
+                <w:rFonts w:asciiTheme="majorHAnsi" w:hAnsiTheme="majorHAnsi"/>
+                <w:sz w:val="18"/>
+                <w:szCs w:val="18"/>
+              </w:rPr>
+              <w:t>API Gateway, Service Registry (Eureka), Config Server</w:t>
+            </w:r>
+            <w:r>
+              <w:rPr>
+                <w:rFonts w:asciiTheme="majorHAnsi" w:hAnsiTheme="majorHAnsi"/>
+                <w:sz w:val="18"/>
+                <w:szCs w:val="18"/>
+              </w:rPr>
+              <w:t xml:space="preserve">, Design Patterns, Agile Methodology, SOLID principles, Exception Handling (Global), </w:t>
+            </w:r>
+            <w:r>
+              <w:rPr>
+                <w:rFonts w:asciiTheme="majorHAnsi" w:hAnsiTheme="majorHAnsi"/>
+                <w:sz w:val="18"/>
+                <w:szCs w:val="18"/>
+              </w:rPr>
+              <w:t>Logging (</w:t>
+            </w:r>
+            <w:r>
+              <w:rPr>
+                <w:rFonts w:asciiTheme="majorHAnsi" w:hAnsiTheme="majorHAnsi"/>
+                <w:sz w:val="18"/>
+                <w:szCs w:val="18"/>
+              </w:rPr>
+              <w:t xml:space="preserve">SLF4J, Unit </w:t>
+            </w:r>
+            <w:r>
+              <w:rPr>
+                <w:rFonts w:asciiTheme="majorHAnsi" w:hAnsiTheme="majorHAnsi"/>
+                <w:sz w:val="18"/>
+                <w:szCs w:val="18"/>
+              </w:rPr>
+              <w:t>Testing (</w:t>
+            </w:r>
+            <w:r>
+              <w:rPr>
+                <w:rFonts w:asciiTheme="majorHAnsi" w:hAnsiTheme="majorHAnsi"/>
+                <w:sz w:val="18"/>
+                <w:szCs w:val="18"/>
+              </w:rPr>
+              <w:t xml:space="preserve">Junit, Mockito) and Integration </w:t>
+            </w:r>
+            <w:r>
+              <w:rPr>
+                <w:rFonts w:asciiTheme="majorHAnsi" w:hAnsiTheme="majorHAnsi"/>
+                <w:sz w:val="18"/>
+                <w:szCs w:val="18"/>
+              </w:rPr>
+              <w:t>Testing,</w:t>
+            </w:r>
+            <w:r>
+              <w:rPr>
+                <w:rFonts w:asciiTheme="majorHAnsi" w:hAnsiTheme="majorHAnsi"/>
+                <w:sz w:val="18"/>
+                <w:szCs w:val="18"/>
+              </w:rPr>
+              <w:t xml:space="preserve"> </w:t>
+            </w:r>
+            <w:r>
+              <w:rPr>
+                <w:rFonts w:asciiTheme="majorHAnsi" w:hAnsiTheme="majorHAnsi"/>
+                <w:sz w:val="18"/>
+                <w:szCs w:val="18"/>
+                <w:lang w:val="en-GB"/>
+              </w:rPr>
+              <w:t>Spring</w:t>
+            </w:r>
+            <w:r>
+              <w:rPr>
+                <w:rFonts w:asciiTheme="majorHAnsi" w:hAnsiTheme="majorHAnsi"/>
+                <w:sz w:val="18"/>
+                <w:szCs w:val="18"/>
+                <w:lang w:val="en-GB"/>
+              </w:rPr>
+              <w:t xml:space="preserve"> Security (JWT)  </w:t>
             </w:r>
           </w:p>
           <w:p>
@@ -3062,78 +3237,54 @@
                 <w:szCs w:val="18"/>
                 <w:lang w:val="en-GB"/>
               </w:rPr>
-              <w:t xml:space="preserve">Web Security (JWT)  </w:t>
+              <w:t xml:space="preserve">HTML, </w:t>
+            </w:r>
+            <w:r>
+              <w:rPr>
+                <w:rFonts w:asciiTheme="majorHAnsi" w:hAnsiTheme="majorHAnsi"/>
+                <w:sz w:val="18"/>
+                <w:szCs w:val="18"/>
+                <w:lang w:val="en-GB"/>
+              </w:rPr>
+              <w:t>CSS,</w:t>
+            </w:r>
+            <w:r>
+              <w:rPr>
+                <w:rFonts w:asciiTheme="majorHAnsi" w:hAnsiTheme="majorHAnsi"/>
+                <w:sz w:val="18"/>
+                <w:szCs w:val="18"/>
+                <w:lang w:val="en-GB"/>
+              </w:rPr>
+              <w:t xml:space="preserve"> Bootstrap, JSON, XML</w:t>
+            </w:r>
+            <w:r>
+              <w:rPr>
+                <w:rFonts w:asciiTheme="majorHAnsi" w:hAnsiTheme="majorHAnsi"/>
+                <w:sz w:val="18"/>
+                <w:szCs w:val="18"/>
+                <w:lang w:val="en-GB"/>
+              </w:rPr>
+              <w:t>, Front-End Testing</w:t>
+            </w:r>
+            <w:r>
+              <w:rPr>
+                <w:rFonts w:asciiTheme="majorHAnsi" w:hAnsiTheme="majorHAnsi"/>
+                <w:sz w:val="18"/>
+                <w:szCs w:val="18"/>
+                <w:lang w:val="en-GB"/>
+              </w:rPr>
+              <w:t xml:space="preserve"> (Jest) for React.JS</w:t>
+            </w:r>
+            <w:r>
+              <w:t xml:space="preserve"> </w:t>
+            </w:r>
+            <w:r>
+              <w:br/>
             </w:r>
           </w:p>
           <w:p>
             <w:pPr>
-              <w:pStyle w:val="ListParagraph"/>
-              <w:numPr>
-                <w:ilvl w:val="0"/>
-                <w:numId w:val="57"/>
-              </w:numPr>
               <w:spacing w:line="360" w:lineRule="auto"/>
-              <w:jc w:val="both"/>
-              <w:rPr>
-                <w:rFonts w:asciiTheme="majorHAnsi" w:hAnsiTheme="majorHAnsi"/>
-                <w:sz w:val="18"/>
-                <w:szCs w:val="18"/>
-                <w:lang w:val="en-GB"/>
-              </w:rPr>
-            </w:pPr>
-            <w:r>
-              <w:rPr>
-                <w:rFonts w:asciiTheme="majorHAnsi" w:hAnsiTheme="majorHAnsi"/>
-                <w:sz w:val="18"/>
-                <w:szCs w:val="18"/>
-                <w:lang w:val="en-GB"/>
-              </w:rPr>
-              <w:t xml:space="preserve">HTML, CSS  </w:t>
-            </w:r>
-          </w:p>
-          <w:p>
-            <w:pPr>
-              <w:pStyle w:val="ListParagraph"/>
-              <w:numPr>
-                <w:ilvl w:val="0"/>
-                <w:numId w:val="57"/>
-              </w:numPr>
-              <w:spacing w:line="360" w:lineRule="auto"/>
-              <w:jc w:val="both"/>
-              <w:rPr>
-                <w:rFonts w:asciiTheme="majorHAnsi" w:hAnsiTheme="majorHAnsi"/>
-                <w:sz w:val="18"/>
-                <w:szCs w:val="18"/>
-                <w:lang w:val="en-GB"/>
-              </w:rPr>
-            </w:pPr>
-            <w:r>
-              <w:rPr>
-                <w:rFonts w:asciiTheme="majorHAnsi" w:hAnsiTheme="majorHAnsi"/>
-                <w:sz w:val="18"/>
-                <w:szCs w:val="18"/>
-                <w:lang w:val="en-GB"/>
-              </w:rPr>
-              <w:t>Agile Methodology</w:t>
-            </w:r>
-          </w:p>
-          <w:p>
-            <w:pPr>
-              <w:spacing w:line="276" w:lineRule="auto"/>
-              <w:rPr>
-                <w:rFonts w:asciiTheme="majorHAnsi" w:hAnsiTheme="majorHAnsi"/>
-                <w:sz w:val="18"/>
-                <w:szCs w:val="18"/>
-                <w:lang w:val="en-GB"/>
-              </w:rPr>
-            </w:pPr>
-            <w:r>
-              <w:br/>
-            </w:r>
-          </w:p>
-          <w:p>
-            <w:pPr>
-              <w:spacing w:line="276" w:lineRule="auto"/>
               <w:jc w:val="both"/>
               <w:rPr>
                 <w:rFonts w:asciiTheme="majorHAnsi" w:hAnsiTheme="majorHAnsi" w:cs="Arial"/>
@@ -3466,7 +3617,7 @@
           </w:p>
           <w:p>
             <w:pPr>
-              <w:spacing w:line="276" w:lineRule="auto"/>
+              <w:spacing w:line="360" w:lineRule="auto"/>
               <w:ind w:left="450"/>
               <w:rPr>
                 <w:rFonts w:asciiTheme="majorHAnsi" w:hAnsiTheme="majorHAnsi" w:cstheme="minorHAnsi"/>
@@ -3728,22 +3879,42 @@
             <w:r>
               <w:rPr>
                 <w:rFonts w:asciiTheme="majorHAnsi" w:hAnsiTheme="majorHAnsi" w:cs="Tahoma"/>
+                <w:sz w:val="18"/>
+                <w:szCs w:val="18"/>
+                <w:lang w:eastAsia="en-GB"/>
+              </w:rPr>
+              <w:t>software developer</w:t>
+            </w:r>
+            <w:r>
+              <w:rPr>
+                <w:rFonts w:asciiTheme="majorHAnsi" w:hAnsiTheme="majorHAnsi" w:cs="Tahoma"/>
+                <w:sz w:val="18"/>
+                <w:szCs w:val="18"/>
+                <w:lang w:eastAsia="en-GB"/>
+              </w:rPr>
+              <w:t xml:space="preserve"> </w:t>
+            </w:r>
+            <w:r>
+              <w:rPr>
+                <w:rFonts w:asciiTheme="majorHAnsi" w:hAnsiTheme="majorHAnsi" w:cs="Tahoma"/>
                 <w:b/>
                 <w:bCs/>
                 <w:sz w:val="18"/>
                 <w:szCs w:val="18"/>
                 <w:lang w:eastAsia="en-GB"/>
               </w:rPr>
-              <w:t>software developer</w:t>
+              <w:t>4 years</w:t>
             </w:r>
             <w:r>
               <w:rPr>
                 <w:rFonts w:asciiTheme="majorHAnsi" w:hAnsiTheme="majorHAnsi" w:cs="Tahoma"/>
+                <w:b/>
+                <w:bCs/>
                 <w:sz w:val="18"/>
                 <w:szCs w:val="18"/>
                 <w:lang w:eastAsia="en-GB"/>
               </w:rPr>
-              <w:t xml:space="preserve"> </w:t>
+              <w:t xml:space="preserve"> of experience</w:t>
             </w:r>
             <w:r>
               <w:rPr>
@@ -3752,43 +3923,7 @@
                 <w:szCs w:val="18"/>
                 <w:lang w:eastAsia="en-GB"/>
               </w:rPr>
-              <w:t>around</w:t>
-            </w:r>
-            <w:r>
-              <w:rPr>
-                <w:rFonts w:asciiTheme="majorHAnsi" w:hAnsiTheme="majorHAnsi" w:cs="Tahoma"/>
-                <w:sz w:val="18"/>
-                <w:szCs w:val="18"/>
-                <w:lang w:eastAsia="en-GB"/>
-              </w:rPr>
-              <w:t xml:space="preserve"> </w:t>
-            </w:r>
-            <w:r>
-              <w:rPr>
-                <w:rFonts w:asciiTheme="majorHAnsi" w:hAnsiTheme="majorHAnsi" w:cs="Tahoma"/>
-                <w:sz w:val="18"/>
-                <w:szCs w:val="18"/>
-                <w:lang w:eastAsia="en-GB"/>
-              </w:rPr>
-              <w:t xml:space="preserve">4 </w:t>
-            </w:r>
-            <w:r>
-              <w:rPr>
-                <w:rFonts w:asciiTheme="majorHAnsi" w:hAnsiTheme="majorHAnsi" w:cs="Tahoma"/>
-                <w:sz w:val="18"/>
-                <w:szCs w:val="18"/>
-                <w:lang w:eastAsia="en-GB"/>
-              </w:rPr>
-              <w:t>years</w:t>
-            </w:r>
-            <w:r>
-              <w:rPr>
-                <w:rFonts w:asciiTheme="majorHAnsi" w:hAnsiTheme="majorHAnsi" w:cs="Tahoma"/>
-                <w:sz w:val="18"/>
-                <w:szCs w:val="18"/>
-                <w:lang w:eastAsia="en-GB"/>
-              </w:rPr>
-              <w:t xml:space="preserve"> of experience, specializing in </w:t>
+              <w:t xml:space="preserve">, specializing in </w:t>
             </w:r>
             <w:r>
               <w:rPr>
@@ -3936,18 +4071,16 @@
                 <w:szCs w:val="18"/>
                 <w:lang w:eastAsia="en-GB"/>
               </w:rPr>
-              <w:t xml:space="preserve">, integrating with </w:t>
+              <w:t>.</w:t>
             </w:r>
             <w:r>
               <w:rPr>
                 <w:rFonts w:asciiTheme="majorHAnsi" w:hAnsiTheme="majorHAnsi" w:cs="Tahoma"/>
-                <w:b/>
-                <w:bCs/>
                 <w:sz w:val="18"/>
                 <w:szCs w:val="18"/>
                 <w:lang w:eastAsia="en-GB"/>
               </w:rPr>
-              <w:t>LDAP</w:t>
+              <w:t xml:space="preserve"> </w:t>
             </w:r>
             <w:r>
               <w:rPr>
@@ -3956,47 +4089,16 @@
                 <w:szCs w:val="18"/>
                 <w:lang w:eastAsia="en-GB"/>
               </w:rPr>
-              <w:t xml:space="preserve">, </w:t>
+              <w:t>Implemented authentication and access control using Spring Security with JWT</w:t>
             </w:r>
             <w:r>
               <w:rPr>
                 <w:rFonts w:asciiTheme="majorHAnsi" w:hAnsiTheme="majorHAnsi" w:cs="Tahoma"/>
-                <w:b/>
-                <w:bCs/>
                 <w:sz w:val="18"/>
                 <w:szCs w:val="18"/>
                 <w:lang w:eastAsia="en-GB"/>
               </w:rPr>
-              <w:t>TPAR</w:t>
-            </w:r>
-            <w:r>
-              <w:rPr>
-                <w:rFonts w:asciiTheme="majorHAnsi" w:hAnsiTheme="majorHAnsi" w:cs="Tahoma"/>
-                <w:sz w:val="18"/>
-                <w:szCs w:val="18"/>
-                <w:lang w:eastAsia="en-GB"/>
-              </w:rPr>
-              <w:t xml:space="preserve">, and </w:t>
-            </w:r>
-            <w:r>
-              <w:rPr>
-                <w:rFonts w:asciiTheme="majorHAnsi" w:hAnsiTheme="majorHAnsi" w:cs="Tahoma"/>
-                <w:b/>
-                <w:bCs/>
-                <w:sz w:val="18"/>
-                <w:szCs w:val="18"/>
-                <w:lang w:eastAsia="en-GB"/>
-              </w:rPr>
-              <w:t>Vault</w:t>
-            </w:r>
-            <w:r>
-              <w:rPr>
-                <w:rFonts w:asciiTheme="majorHAnsi" w:hAnsiTheme="majorHAnsi" w:cs="Tahoma"/>
-                <w:sz w:val="18"/>
-                <w:szCs w:val="18"/>
-                <w:lang w:eastAsia="en-GB"/>
-              </w:rPr>
-              <w:t xml:space="preserve"> for authentication, access control, and secrets management. Consumed internal APIs instead of direct databases for partner operations, and deployed services using </w:t>
+              <w:t xml:space="preserve">. Consumed internal APIs instead of direct databases for partner operations, and deployed services using </w:t>
             </w:r>
             <w:r>
               <w:rPr>
@@ -4987,7 +5089,99 @@
                 <w:sz w:val="18"/>
                 <w:szCs w:val="18"/>
               </w:rPr>
-              <w:t xml:space="preserve"> for a leading U.S. insurer, enabling services like medical billing, supplier invoicing, EFT setup, and claims processing.  </w:t>
+              <w:t xml:space="preserve"> for a leading U.S. insurer, enabling services like </w:t>
+            </w:r>
+            <w:r>
+              <w:rPr>
+                <w:rFonts w:asciiTheme="majorHAnsi" w:eastAsiaTheme="majorEastAsia" w:hAnsiTheme="majorHAnsi" w:cstheme="majorBidi"/>
+                <w:b/>
+                <w:bCs/>
+                <w:sz w:val="18"/>
+                <w:szCs w:val="18"/>
+              </w:rPr>
+              <w:t>Select Service</w:t>
+            </w:r>
+            <w:r>
+              <w:rPr>
+                <w:rFonts w:asciiTheme="majorHAnsi" w:eastAsiaTheme="majorEastAsia" w:hAnsiTheme="majorHAnsi" w:cstheme="majorBidi"/>
+                <w:sz w:val="18"/>
+                <w:szCs w:val="18"/>
+              </w:rPr>
+              <w:t xml:space="preserve">, </w:t>
+            </w:r>
+            <w:r>
+              <w:rPr>
+                <w:rFonts w:asciiTheme="majorHAnsi" w:eastAsiaTheme="majorEastAsia" w:hAnsiTheme="majorHAnsi" w:cstheme="majorBidi"/>
+                <w:b/>
+                <w:bCs/>
+                <w:sz w:val="18"/>
+                <w:szCs w:val="18"/>
+              </w:rPr>
+              <w:t>Medical Billing</w:t>
+            </w:r>
+            <w:r>
+              <w:rPr>
+                <w:rFonts w:asciiTheme="majorHAnsi" w:eastAsiaTheme="majorEastAsia" w:hAnsiTheme="majorHAnsi" w:cstheme="majorBidi"/>
+                <w:sz w:val="18"/>
+                <w:szCs w:val="18"/>
+              </w:rPr>
+              <w:t xml:space="preserve">, </w:t>
+            </w:r>
+            <w:r>
+              <w:rPr>
+                <w:rFonts w:asciiTheme="majorHAnsi" w:eastAsiaTheme="majorEastAsia" w:hAnsiTheme="majorHAnsi" w:cstheme="majorBidi"/>
+                <w:b/>
+                <w:bCs/>
+                <w:sz w:val="18"/>
+                <w:szCs w:val="18"/>
+              </w:rPr>
+              <w:t>Electronic Payments (EFT)</w:t>
+            </w:r>
+            <w:r>
+              <w:rPr>
+                <w:rFonts w:asciiTheme="majorHAnsi" w:eastAsiaTheme="majorEastAsia" w:hAnsiTheme="majorHAnsi" w:cstheme="majorBidi"/>
+                <w:sz w:val="18"/>
+                <w:szCs w:val="18"/>
+              </w:rPr>
+              <w:t xml:space="preserve">, </w:t>
+            </w:r>
+            <w:r>
+              <w:rPr>
+                <w:rFonts w:asciiTheme="majorHAnsi" w:eastAsiaTheme="majorEastAsia" w:hAnsiTheme="majorHAnsi" w:cstheme="majorBidi"/>
+                <w:b/>
+                <w:bCs/>
+                <w:sz w:val="18"/>
+                <w:szCs w:val="18"/>
+              </w:rPr>
+              <w:t>Suppliers Portal</w:t>
+            </w:r>
+            <w:r>
+              <w:rPr>
+                <w:rFonts w:asciiTheme="majorHAnsi" w:eastAsiaTheme="majorEastAsia" w:hAnsiTheme="majorHAnsi" w:cstheme="majorBidi"/>
+                <w:sz w:val="18"/>
+                <w:szCs w:val="18"/>
+              </w:rPr>
+              <w:t xml:space="preserve">, and </w:t>
+            </w:r>
+            <w:r>
+              <w:rPr>
+                <w:rFonts w:asciiTheme="majorHAnsi" w:eastAsiaTheme="majorEastAsia" w:hAnsiTheme="majorHAnsi" w:cstheme="majorBidi"/>
+                <w:b/>
+                <w:bCs/>
+                <w:sz w:val="18"/>
+                <w:szCs w:val="18"/>
+              </w:rPr>
+              <w:t>Home &amp; Auto Lenders</w:t>
+            </w:r>
+            <w:r>
+              <w:rPr>
+                <w:rFonts w:asciiTheme="majorHAnsi" w:eastAsiaTheme="majorEastAsia" w:hAnsiTheme="majorHAnsi" w:cstheme="majorBidi"/>
+                <w:b/>
+                <w:bCs/>
+                <w:sz w:val="18"/>
+                <w:szCs w:val="18"/>
+              </w:rPr>
+              <w:t>.</w:t>
             </w:r>
           </w:p>
           <w:p>
@@ -5104,69 +5298,6 @@
                 <w:sz w:val="18"/>
                 <w:szCs w:val="18"/>
               </w:rPr>
-              <w:t xml:space="preserve">Consumed internal APIs for data operations and ensured secure service communication using </w:t>
-            </w:r>
-            <w:r>
-              <w:rPr>
-                <w:rFonts w:asciiTheme="majorHAnsi" w:eastAsiaTheme="majorEastAsia" w:hAnsiTheme="majorHAnsi" w:cstheme="majorBidi"/>
-                <w:b/>
-                <w:bCs/>
-                <w:sz w:val="18"/>
-                <w:szCs w:val="18"/>
-              </w:rPr>
-              <w:t>Vault</w:t>
-            </w:r>
-            <w:r>
-              <w:rPr>
-                <w:rFonts w:asciiTheme="majorHAnsi" w:eastAsiaTheme="majorEastAsia" w:hAnsiTheme="majorHAnsi" w:cstheme="majorBidi"/>
-                <w:sz w:val="18"/>
-                <w:szCs w:val="18"/>
-              </w:rPr>
-              <w:t>-</w:t>
-            </w:r>
-            <w:r>
-              <w:rPr>
-                <w:rFonts w:asciiTheme="majorHAnsi" w:eastAsiaTheme="majorEastAsia" w:hAnsiTheme="majorHAnsi" w:cstheme="majorBidi"/>
-                <w:b/>
-                <w:bCs/>
-                <w:sz w:val="18"/>
-                <w:szCs w:val="18"/>
-              </w:rPr>
-              <w:t>managed</w:t>
-            </w:r>
-            <w:r>
-              <w:rPr>
-                <w:rFonts w:asciiTheme="majorHAnsi" w:eastAsiaTheme="majorEastAsia" w:hAnsiTheme="majorHAnsi" w:cstheme="majorBidi"/>
-                <w:sz w:val="18"/>
-                <w:szCs w:val="18"/>
-              </w:rPr>
-              <w:t xml:space="preserve"> credentials.  </w:t>
-            </w:r>
-          </w:p>
-          <w:p>
-            <w:pPr>
-              <w:pStyle w:val="ListParagraph"/>
-              <w:numPr>
-                <w:ilvl w:val="0"/>
-                <w:numId w:val="73"/>
-              </w:numPr>
-              <w:tabs>
-                <w:tab w:val="left" w:pos="7920"/>
-              </w:tabs>
-              <w:spacing w:before="120" w:line="360" w:lineRule="auto"/>
-              <w:jc w:val="both"/>
-              <w:rPr>
-                <w:rFonts w:asciiTheme="majorHAnsi" w:eastAsiaTheme="majorEastAsia" w:hAnsiTheme="majorHAnsi" w:cstheme="majorBidi"/>
-                <w:sz w:val="18"/>
-                <w:szCs w:val="18"/>
-              </w:rPr>
-            </w:pPr>
-            <w:r>
-              <w:rPr>
-                <w:rFonts w:asciiTheme="majorHAnsi" w:eastAsiaTheme="majorEastAsia" w:hAnsiTheme="majorHAnsi" w:cstheme="majorBidi"/>
-                <w:sz w:val="18"/>
-                <w:szCs w:val="18"/>
-              </w:rPr>
               <w:t xml:space="preserve">Deployed services via </w:t>
             </w:r>
             <w:r>
@@ -5369,7 +5500,7 @@
                 <w:sz w:val="18"/>
                 <w:szCs w:val="18"/>
               </w:rPr>
-              <w:t>Tech Stack: Java 17, Spring Boot, Microservices, React.js, Docker, Kubernetes, AWS, GitLab, Splunk, Dynatrace</w:t>
+              <w:t xml:space="preserve">Tech Stack: </w:t>
             </w:r>
             <w:r>
               <w:rPr>
@@ -5380,7 +5511,7 @@
                 <w:sz w:val="18"/>
                 <w:szCs w:val="18"/>
               </w:rPr>
-              <w:t>, IntelliJ</w:t>
+              <w:t xml:space="preserve">Java 8, </w:t>
             </w:r>
             <w:r>
               <w:rPr>
@@ -5391,7 +5522,62 @@
                 <w:sz w:val="18"/>
                 <w:szCs w:val="18"/>
               </w:rPr>
-              <w:t xml:space="preserve">, Insomnia </w:t>
+              <w:t>Java 17, Spring Boot</w:t>
+            </w:r>
+            <w:r>
+              <w:rPr>
+                <w:rFonts w:asciiTheme="majorHAnsi" w:hAnsiTheme="majorHAnsi"/>
+                <w:b/>
+                <w:bCs/>
+                <w:color w:val="000000" w:themeColor="text1"/>
+                <w:sz w:val="18"/>
+                <w:szCs w:val="18"/>
+              </w:rPr>
+              <w:t>, Spring Security &amp; JWT</w:t>
+            </w:r>
+            <w:r>
+              <w:rPr>
+                <w:rFonts w:asciiTheme="majorHAnsi" w:hAnsiTheme="majorHAnsi"/>
+                <w:b/>
+                <w:bCs/>
+                <w:color w:val="000000" w:themeColor="text1"/>
+                <w:sz w:val="18"/>
+                <w:szCs w:val="18"/>
+              </w:rPr>
+              <w:t>, Microservices, React.js, Docker, Kubernetes, AWS, GitLab, Splunk, Dynatrace</w:t>
+            </w:r>
+            <w:r>
+              <w:rPr>
+                <w:rFonts w:asciiTheme="majorHAnsi" w:hAnsiTheme="majorHAnsi"/>
+                <w:b/>
+                <w:bCs/>
+                <w:color w:val="000000" w:themeColor="text1"/>
+                <w:sz w:val="18"/>
+                <w:szCs w:val="18"/>
+              </w:rPr>
+              <w:t>, IntelliJ</w:t>
+            </w:r>
+            <w:r>
+              <w:rPr>
+                <w:rFonts w:asciiTheme="majorHAnsi" w:hAnsiTheme="majorHAnsi"/>
+                <w:b/>
+                <w:bCs/>
+                <w:color w:val="000000" w:themeColor="text1"/>
+                <w:sz w:val="18"/>
+                <w:szCs w:val="18"/>
+              </w:rPr>
+              <w:t>, Insomnia</w:t>
+            </w:r>
+            <w:r>
+              <w:rPr>
+                <w:rFonts w:asciiTheme="majorHAnsi" w:hAnsiTheme="majorHAnsi"/>
+                <w:b/>
+                <w:bCs/>
+                <w:color w:val="000000" w:themeColor="text1"/>
+                <w:sz w:val="18"/>
+                <w:szCs w:val="18"/>
+              </w:rPr>
+              <w:t>. Design Patterns, MySQL</w:t>
             </w:r>
           </w:p>
           <w:p>
@@ -5417,6 +5603,7 @@
                 <w:sz w:val="18"/>
                 <w:szCs w:val="18"/>
               </w:rPr>
+              <w:lastRenderedPageBreak/>
               <w:t>Duration: June 2024 - Present</w:t>
             </w:r>
           </w:p>
@@ -5442,7 +5629,6 @@
                 <w:sz w:val="18"/>
                 <w:szCs w:val="18"/>
               </w:rPr>
-              <w:lastRenderedPageBreak/>
               <w:t>Description</w:t>
             </w:r>
             <w:r>
@@ -5480,7 +5666,15 @@
                 <w:sz w:val="18"/>
                 <w:szCs w:val="18"/>
               </w:rPr>
-              <w:t>The client required a secure partner portal to streamline services like claims submission, medical billing, supplier invoicing, and EFT setup for external business partners</w:t>
+              <w:t xml:space="preserve">The client required a secure partner portal to streamline services like </w:t>
+            </w:r>
+            <w:r>
+              <w:rPr>
+                <w:rFonts w:asciiTheme="majorHAnsi" w:eastAsiaTheme="majorEastAsia" w:hAnsiTheme="majorHAnsi" w:cstheme="majorBidi"/>
+                <w:sz w:val="18"/>
+                <w:szCs w:val="18"/>
+              </w:rPr>
+              <w:t>Select Service, Medical Billing, Electronic Payments (EFT), Suppliers Portal, and Home &amp; Auto Lenders</w:t>
             </w:r>
             <w:r>
               <w:rPr>
@@ -5553,25 +5747,7 @@
                 <w:sz w:val="18"/>
                 <w:szCs w:val="18"/>
               </w:rPr>
-              <w:t>Developed modules for EFT setup</w:t>
-            </w:r>
-            <w:r>
-              <w:rPr>
-                <w:rFonts w:asciiTheme="majorHAnsi" w:hAnsiTheme="majorHAnsi"/>
-                <w:color w:val="000000" w:themeColor="text1"/>
-                <w:sz w:val="18"/>
-                <w:szCs w:val="18"/>
-              </w:rPr>
-              <w:t xml:space="preserve">, </w:t>
-            </w:r>
-            <w:r>
-              <w:rPr>
-                <w:rFonts w:asciiTheme="majorHAnsi" w:hAnsiTheme="majorHAnsi"/>
-                <w:color w:val="000000" w:themeColor="text1"/>
-                <w:sz w:val="18"/>
-                <w:szCs w:val="18"/>
-              </w:rPr>
-              <w:t xml:space="preserve">medical billing, and supplier form workflows.  </w:t>
+              <w:t>Developed microservice-based modules for Select Service, Medical Billing, Electronic Payments (EFT), Suppliers Portal, and Home &amp; Auto Lenders.</w:t>
             </w:r>
           </w:p>
           <w:p>
@@ -5599,7 +5775,16 @@
                 <w:sz w:val="18"/>
                 <w:szCs w:val="18"/>
               </w:rPr>
-              <w:t xml:space="preserve">Built UI with dynamic field rendering, form validation, and file uploads.  </w:t>
+              <w:t>Built responsive UIs with dynamic field rendering, form validation, and file upload capabilities</w:t>
+            </w:r>
+            <w:r>
+              <w:rPr>
+                <w:rFonts w:asciiTheme="majorHAnsi" w:hAnsiTheme="majorHAnsi"/>
+                <w:color w:val="000000" w:themeColor="text1"/>
+                <w:sz w:val="18"/>
+                <w:szCs w:val="18"/>
+              </w:rPr>
+              <w:t xml:space="preserve">.  </w:t>
             </w:r>
           </w:p>
           <w:p>
@@ -5668,7 +5853,33 @@
                 <w:sz w:val="18"/>
                 <w:szCs w:val="18"/>
               </w:rPr>
-              <w:t>(via TechEra IT Consulting – Contract Period: July 2021 – March 2022)</w:t>
+              <w:t>(via TechEra IT Consulting – Contract Period: Ju</w:t>
+            </w:r>
+            <w:r>
+              <w:rPr>
+                <w:rFonts w:asciiTheme="majorHAnsi" w:hAnsiTheme="majorHAnsi"/>
+                <w:b/>
+                <w:bCs/>
+                <w:i/>
+                <w:iCs/>
+                <w:color w:val="000000" w:themeColor="text1"/>
+                <w:sz w:val="18"/>
+                <w:szCs w:val="18"/>
+              </w:rPr>
+              <w:t>ne</w:t>
+            </w:r>
+            <w:r>
+              <w:rPr>
+                <w:rFonts w:asciiTheme="majorHAnsi" w:hAnsiTheme="majorHAnsi"/>
+                <w:b/>
+                <w:bCs/>
+                <w:i/>
+                <w:iCs/>
+                <w:color w:val="000000" w:themeColor="text1"/>
+                <w:sz w:val="18"/>
+                <w:szCs w:val="18"/>
+              </w:rPr>
+              <w:t xml:space="preserve"> 2021 – March 2022)</w:t>
             </w:r>
           </w:p>
           <w:p>
@@ -5734,18 +5945,60 @@
               <w:spacing w:before="120" w:line="360" w:lineRule="auto"/>
               <w:jc w:val="both"/>
               <w:rPr>
-                <w:rFonts w:asciiTheme="majorHAnsi" w:eastAsiaTheme="majorEastAsia" w:hAnsiTheme="majorHAnsi" w:cstheme="majorBidi"/>
+                <w:rFonts w:asciiTheme="majorHAnsi" w:hAnsiTheme="majorHAnsi"/>
+                <w:color w:val="000000" w:themeColor="text1"/>
                 <w:sz w:val="18"/>
                 <w:szCs w:val="18"/>
               </w:rPr>
             </w:pPr>
             <w:r>
               <w:rPr>
-                <w:rFonts w:asciiTheme="majorHAnsi" w:eastAsiaTheme="majorEastAsia" w:hAnsiTheme="majorHAnsi" w:cstheme="majorBidi"/>
-                <w:sz w:val="18"/>
-                <w:szCs w:val="18"/>
-              </w:rPr>
-              <w:t xml:space="preserve">Completed a 6-month Java training program and transitioned to a contract role at Innova Solutions.  </w:t>
+                <w:rFonts w:asciiTheme="majorHAnsi" w:hAnsiTheme="majorHAnsi"/>
+                <w:color w:val="000000" w:themeColor="text1"/>
+                <w:sz w:val="18"/>
+                <w:szCs w:val="18"/>
+              </w:rPr>
+              <w:t xml:space="preserve">Developed and maintained </w:t>
+            </w:r>
+            <w:r>
+              <w:rPr>
+                <w:rFonts w:asciiTheme="majorHAnsi" w:hAnsiTheme="majorHAnsi"/>
+                <w:b/>
+                <w:bCs/>
+                <w:color w:val="000000" w:themeColor="text1"/>
+                <w:sz w:val="18"/>
+                <w:szCs w:val="18"/>
+              </w:rPr>
+              <w:t>Lync-OMS</w:t>
+            </w:r>
+            <w:r>
+              <w:rPr>
+                <w:rFonts w:asciiTheme="majorHAnsi" w:hAnsiTheme="majorHAnsi"/>
+                <w:color w:val="000000" w:themeColor="text1"/>
+                <w:sz w:val="18"/>
+                <w:szCs w:val="18"/>
+              </w:rPr>
+              <w:t xml:space="preserve">, an </w:t>
+            </w:r>
+            <w:r>
+              <w:rPr>
+                <w:rFonts w:asciiTheme="majorHAnsi" w:hAnsiTheme="majorHAnsi"/>
+                <w:b/>
+                <w:bCs/>
+                <w:color w:val="000000" w:themeColor="text1"/>
+                <w:sz w:val="18"/>
+                <w:szCs w:val="18"/>
+              </w:rPr>
+              <w:t>Order Management System (OMS)</w:t>
+            </w:r>
+            <w:r>
+              <w:rPr>
+                <w:rFonts w:asciiTheme="majorHAnsi" w:hAnsiTheme="majorHAnsi"/>
+                <w:color w:val="000000" w:themeColor="text1"/>
+                <w:sz w:val="18"/>
+                <w:szCs w:val="18"/>
+              </w:rPr>
+              <w:t xml:space="preserve"> to streamline business orders.</w:t>
             </w:r>
           </w:p>
           <w:p>
@@ -5774,7 +6027,7 @@
                 <w:sz w:val="18"/>
                 <w:szCs w:val="18"/>
               </w:rPr>
-              <w:t xml:space="preserve">Developed and maintained </w:t>
+              <w:t xml:space="preserve">Optimized </w:t>
             </w:r>
             <w:r>
               <w:rPr>
@@ -5785,16 +6038,7 @@
                 <w:sz w:val="18"/>
                 <w:szCs w:val="18"/>
               </w:rPr>
-              <w:t>Lync-OMS</w:t>
-            </w:r>
-            <w:r>
-              <w:rPr>
-                <w:rFonts w:asciiTheme="majorHAnsi" w:hAnsiTheme="majorHAnsi"/>
-                <w:color w:val="000000" w:themeColor="text1"/>
-                <w:sz w:val="18"/>
-                <w:szCs w:val="18"/>
-              </w:rPr>
-              <w:t xml:space="preserve">, an </w:t>
+              <w:t xml:space="preserve">performance, </w:t>
             </w:r>
             <w:r>
               <w:rPr>
@@ -5805,16 +6049,82 @@
                 <w:sz w:val="18"/>
                 <w:szCs w:val="18"/>
               </w:rPr>
-              <w:t>Order Management System (OMS)</w:t>
-            </w:r>
-            <w:r>
-              <w:rPr>
-                <w:rFonts w:asciiTheme="majorHAnsi" w:hAnsiTheme="majorHAnsi"/>
+              <w:t>Spring S</w:t>
+            </w:r>
+            <w:r>
+              <w:rPr>
+                <w:rFonts w:asciiTheme="majorHAnsi" w:hAnsiTheme="majorHAnsi"/>
+                <w:b/>
+                <w:bCs/>
                 <w:color w:val="000000" w:themeColor="text1"/>
                 <w:sz w:val="18"/>
                 <w:szCs w:val="18"/>
               </w:rPr>
-              <w:t xml:space="preserve"> to streamline business orders.</w:t>
+              <w:t>ecurity</w:t>
+            </w:r>
+            <w:r>
+              <w:rPr>
+                <w:rFonts w:asciiTheme="majorHAnsi" w:hAnsiTheme="majorHAnsi"/>
+                <w:b/>
+                <w:bCs/>
+                <w:color w:val="000000" w:themeColor="text1"/>
+                <w:sz w:val="18"/>
+                <w:szCs w:val="18"/>
+              </w:rPr>
+              <w:t xml:space="preserve"> (JWT </w:t>
+            </w:r>
+            <w:r>
+              <w:rPr>
+                <w:rFonts w:asciiTheme="majorHAnsi" w:hAnsiTheme="majorHAnsi"/>
+                <w:b/>
+                <w:bCs/>
+                <w:color w:val="000000" w:themeColor="text1"/>
+                <w:sz w:val="18"/>
+                <w:szCs w:val="18"/>
+              </w:rPr>
+              <w:t>A</w:t>
+            </w:r>
+            <w:r>
+              <w:rPr>
+                <w:rFonts w:asciiTheme="majorHAnsi" w:hAnsiTheme="majorHAnsi"/>
+                <w:b/>
+                <w:bCs/>
+                <w:color w:val="000000" w:themeColor="text1"/>
+                <w:sz w:val="18"/>
+                <w:szCs w:val="18"/>
+              </w:rPr>
+              <w:t>uthentication</w:t>
+            </w:r>
+            <w:r>
+              <w:rPr>
+                <w:rFonts w:asciiTheme="majorHAnsi" w:hAnsiTheme="majorHAnsi"/>
+                <w:b/>
+                <w:bCs/>
+                <w:color w:val="000000" w:themeColor="text1"/>
+                <w:sz w:val="18"/>
+                <w:szCs w:val="18"/>
+              </w:rPr>
+              <w:t xml:space="preserve"> and Authorization</w:t>
+            </w:r>
+            <w:r>
+              <w:rPr>
+                <w:rFonts w:asciiTheme="majorHAnsi" w:hAnsiTheme="majorHAnsi"/>
+                <w:b/>
+                <w:bCs/>
+                <w:color w:val="000000" w:themeColor="text1"/>
+                <w:sz w:val="18"/>
+                <w:szCs w:val="18"/>
+              </w:rPr>
+              <w:t>)</w:t>
+            </w:r>
+            <w:r>
+              <w:rPr>
+                <w:rFonts w:asciiTheme="majorHAnsi" w:hAnsiTheme="majorHAnsi"/>
+                <w:color w:val="000000" w:themeColor="text1"/>
+                <w:sz w:val="18"/>
+                <w:szCs w:val="18"/>
+              </w:rPr>
+              <w:t>, and resolved production issues.</w:t>
             </w:r>
           </w:p>
           <w:p>
@@ -5843,55 +6153,6 @@
                 <w:sz w:val="18"/>
                 <w:szCs w:val="18"/>
               </w:rPr>
-              <w:t xml:space="preserve">Optimized </w:t>
-            </w:r>
-            <w:r>
-              <w:rPr>
-                <w:rFonts w:asciiTheme="majorHAnsi" w:hAnsiTheme="majorHAnsi"/>
-                <w:b/>
-                <w:bCs/>
-                <w:color w:val="000000" w:themeColor="text1"/>
-                <w:sz w:val="18"/>
-                <w:szCs w:val="18"/>
-              </w:rPr>
-              <w:t>performance, security (JWT authentication)</w:t>
-            </w:r>
-            <w:r>
-              <w:rPr>
-                <w:rFonts w:asciiTheme="majorHAnsi" w:hAnsiTheme="majorHAnsi"/>
-                <w:color w:val="000000" w:themeColor="text1"/>
-                <w:sz w:val="18"/>
-                <w:szCs w:val="18"/>
-              </w:rPr>
-              <w:t>, and resolved production issues.</w:t>
-            </w:r>
-          </w:p>
-          <w:p>
-            <w:pPr>
-              <w:pStyle w:val="ListParagraph"/>
-              <w:numPr>
-                <w:ilvl w:val="0"/>
-                <w:numId w:val="74"/>
-              </w:numPr>
-              <w:tabs>
-                <w:tab w:val="left" w:pos="7920"/>
-              </w:tabs>
-              <w:spacing w:before="120" w:line="360" w:lineRule="auto"/>
-              <w:jc w:val="both"/>
-              <w:rPr>
-                <w:rFonts w:asciiTheme="majorHAnsi" w:hAnsiTheme="majorHAnsi"/>
-                <w:color w:val="000000" w:themeColor="text1"/>
-                <w:sz w:val="18"/>
-                <w:szCs w:val="18"/>
-              </w:rPr>
-            </w:pPr>
-            <w:r>
-              <w:rPr>
-                <w:rFonts w:asciiTheme="majorHAnsi" w:hAnsiTheme="majorHAnsi"/>
-                <w:color w:val="000000" w:themeColor="text1"/>
-                <w:sz w:val="18"/>
-                <w:szCs w:val="18"/>
-              </w:rPr>
               <w:t xml:space="preserve">Implemented </w:t>
             </w:r>
             <w:r>
@@ -6085,7 +6346,95 @@
                 <w:sz w:val="18"/>
                 <w:szCs w:val="18"/>
               </w:rPr>
-              <w:t>: Java, Spring Boot, SQL Server, Angular, Git, Bitbucket, Jira, Jenkins, IntelliJ, SonarQube</w:t>
+              <w:t>: Java</w:t>
+            </w:r>
+            <w:r>
+              <w:rPr>
+                <w:rFonts w:asciiTheme="majorHAnsi" w:hAnsiTheme="majorHAnsi"/>
+                <w:b/>
+                <w:bCs/>
+                <w:color w:val="000000" w:themeColor="text1"/>
+                <w:sz w:val="18"/>
+                <w:szCs w:val="18"/>
+              </w:rPr>
+              <w:t xml:space="preserve"> 8</w:t>
+            </w:r>
+            <w:r>
+              <w:rPr>
+                <w:rFonts w:asciiTheme="majorHAnsi" w:hAnsiTheme="majorHAnsi"/>
+                <w:b/>
+                <w:bCs/>
+                <w:color w:val="000000" w:themeColor="text1"/>
+                <w:sz w:val="18"/>
+                <w:szCs w:val="18"/>
+              </w:rPr>
+              <w:t xml:space="preserve">, Spring Boot, </w:t>
+            </w:r>
+            <w:r>
+              <w:rPr>
+                <w:rFonts w:asciiTheme="majorHAnsi" w:hAnsiTheme="majorHAnsi"/>
+                <w:b/>
+                <w:bCs/>
+                <w:color w:val="000000" w:themeColor="text1"/>
+                <w:sz w:val="18"/>
+                <w:szCs w:val="18"/>
+              </w:rPr>
+              <w:t xml:space="preserve">Spring Security &amp; JWT, </w:t>
+            </w:r>
+            <w:r>
+              <w:rPr>
+                <w:rFonts w:asciiTheme="majorHAnsi" w:hAnsiTheme="majorHAnsi"/>
+                <w:b/>
+                <w:bCs/>
+                <w:color w:val="000000" w:themeColor="text1"/>
+                <w:sz w:val="18"/>
+                <w:szCs w:val="18"/>
+              </w:rPr>
+              <w:t>Microservices,</w:t>
+            </w:r>
+            <w:r>
+              <w:rPr>
+                <w:rFonts w:asciiTheme="majorHAnsi" w:hAnsiTheme="majorHAnsi"/>
+                <w:b/>
+                <w:bCs/>
+                <w:color w:val="000000" w:themeColor="text1"/>
+                <w:sz w:val="18"/>
+                <w:szCs w:val="18"/>
+              </w:rPr>
+              <w:t xml:space="preserve"> </w:t>
+            </w:r>
+            <w:r>
+              <w:rPr>
+                <w:rFonts w:asciiTheme="majorHAnsi" w:hAnsiTheme="majorHAnsi"/>
+                <w:b/>
+                <w:bCs/>
+                <w:color w:val="000000" w:themeColor="text1"/>
+                <w:sz w:val="18"/>
+                <w:szCs w:val="18"/>
+              </w:rPr>
+              <w:t>Kafka,</w:t>
+            </w:r>
+            <w:r>
+              <w:rPr>
+                <w:rFonts w:asciiTheme="majorHAnsi" w:hAnsiTheme="majorHAnsi"/>
+                <w:b/>
+                <w:bCs/>
+                <w:color w:val="000000" w:themeColor="text1"/>
+                <w:sz w:val="18"/>
+                <w:szCs w:val="18"/>
+              </w:rPr>
+              <w:t xml:space="preserve"> </w:t>
+            </w:r>
+            <w:r>
+              <w:rPr>
+                <w:rFonts w:asciiTheme="majorHAnsi" w:hAnsiTheme="majorHAnsi"/>
+                <w:b/>
+                <w:bCs/>
+                <w:color w:val="000000" w:themeColor="text1"/>
+                <w:sz w:val="18"/>
+                <w:szCs w:val="18"/>
+              </w:rPr>
+              <w:t>SQL Server, Angular, Git, Bitbucket, Jira, Jenkins, IntelliJ, SonarQube</w:t>
             </w:r>
             <w:r>
               <w:rPr>
@@ -6677,7 +7026,7 @@
     <mc:AlternateContent>
       <mc:Choice Requires="v">
         <w:pict>
-          <v:shapetype w14:anchorId="6A6895B2" id="_x0000_t75" coordsize="21600,21600" o:spt="75" o:preferrelative="t" path="m@4@5l@4@11@9@11@9@5xe" filled="f" stroked="f">
+          <v:shapetype w14:anchorId="2AAC832A" id="_x0000_t75" coordsize="21600,21600" o:spt="75" o:preferrelative="t" path="m@4@5l@4@11@9@11@9@5xe" filled="f" stroked="f">
             <v:stroke joinstyle="miter"/>
             <v:formulas>
               <v:f eqn="if lineDrawn pixelLineWidth 0"/>
@@ -6696,17 +7045,17 @@
             <v:path o:extrusionok="f" gradientshapeok="t" o:connecttype="rect"/>
             <o:lock v:ext="edit" aspectratio="t"/>
           </v:shapetype>
-          <v:shape id="Picture 163784304" o:spid="_x0000_i1025" type="#_x0000_t75" style="width:85.6pt;height:85.6pt;visibility:visible;mso-wrap-style:square">
+          <v:shape id="Picture 1479068290" o:spid="_x0000_i1025" type="#_x0000_t75" style="width:85.6pt;height:85.6pt;visibility:visible;mso-wrap-style:square">
             <v:imagedata r:id="rId1" o:title=""/>
           </v:shape>
         </w:pict>
       </mc:Choice>
       <mc:Fallback>
         <w:drawing>
-          <wp:inline distT="0" distB="0" distL="0" distR="0" wp14:anchorId="175B6075" wp14:editId="27901563">
+          <wp:inline distT="0" distB="0" distL="0" distR="0" wp14:anchorId="013D5FA1" wp14:editId="2A8A588A">
             <wp:extent cx="1087120" cy="1087120"/>
             <wp:effectExtent l="0" t="0" r="0" b="0"/>
-            <wp:docPr id="163784304" name="Picture 163784304"/>
+            <wp:docPr id="1479068290" name="Picture 1479068290"/>
             <wp:cNvGraphicFramePr>
               <a:graphicFrameLocks xmlns:a="http://schemas.openxmlformats.org/drawingml/2006/main" noChangeAspect="1"/>
             </wp:cNvGraphicFramePr>
@@ -16377,6 +16726,18 @@
       <w:lang w:val="en-GB"/>
     </w:rPr>
   </w:style>
+  <w:style w:type="character" w:styleId="UnresolvedMention">
+    <w:name w:val="Unresolved Mention"/>
+    <w:basedOn w:val="DefaultParagraphFont"/>
+    <w:uiPriority w:val="99"/>
+    <w:semiHidden/>
+    <w:unhideWhenUsed/>
+    <w:rsid w:val="00D10126"/>
+    <w:rPr>
+      <w:color w:val="605E5C"/>
+      <w:shd w:val="clear" w:color="auto" w:fill="E1DFDD"/>
+    </w:rPr>
+  </w:style>
 </w:styles>
 </file>
 
